--- a/А4 блока.docx
+++ b/А4 блока.docx
@@ -5,52 +5,7 @@
     <w:p>
       <w:pPr>
         <w:spacing w:line="360" w:lineRule="auto"/>
-        <w:ind w:firstLine="709"/>
         <w:jc w:val="center"/>
-        <w:rPr>
-          <w:rFonts w:ascii="Times New Roman" w:hAnsi="Times New Roman" w:cs="Times New Roman"/>
-          <w:sz w:val="28"/>
-          <w:szCs w:val="28"/>
-          <w:lang w:val="ru-RU"/>
-        </w:rPr>
-      </w:pPr>
-      <w:r>
-        <w:rPr>
-          <w:rFonts w:ascii="Times New Roman" w:hAnsi="Times New Roman" w:cs="Times New Roman"/>
-          <w:b/>
-          <w:sz w:val="28"/>
-          <w:szCs w:val="28"/>
-          <w:lang w:val="ru-RU"/>
-        </w:rPr>
-        <w:t>Концепция проекта</w:t>
-      </w:r>
-    </w:p>
-    <w:p>
-      <w:pPr>
-        <w:spacing w:line="360" w:lineRule="auto"/>
-        <w:ind w:firstLine="709"/>
-        <w:rPr>
-          <w:rFonts w:ascii="Times New Roman" w:hAnsi="Times New Roman" w:cs="Times New Roman"/>
-          <w:sz w:val="28"/>
-          <w:szCs w:val="28"/>
-          <w:lang w:val="ru-RU"/>
-        </w:rPr>
-      </w:pPr>
-      <w:r>
-        <w:rPr>
-          <w:rFonts w:ascii="Times New Roman" w:hAnsi="Times New Roman" w:cs="Times New Roman"/>
-          <w:b/>
-          <w:sz w:val="28"/>
-          <w:szCs w:val="28"/>
-          <w:lang w:val="ru-RU"/>
-        </w:rPr>
-        <w:t>1. Продукт</w:t>
-      </w:r>
-    </w:p>
-    <w:p>
-      <w:pPr>
-        <w:spacing w:line="360" w:lineRule="auto"/>
-        <w:ind w:firstLine="709"/>
         <w:rPr>
           <w:rFonts w:ascii="Times New Roman" w:hAnsi="Times New Roman" w:cs="Times New Roman"/>
           <w:sz w:val="28"/>
@@ -65,10 +20,21 @@
           <w:szCs w:val="28"/>
           <w:lang w:val="ru-RU"/>
         </w:rPr>
-        <w:t>Кроссплатформенная платформа для студентов вуза, объединяющая афишу мероприятий, поиск единомышленников и создание собственных событий. Пользователь может найти мероп</w:t>
+        <w:t>Описание проекта</w:t>
       </w:r>
-      <w:bookmarkStart w:id="0" w:name="_GoBack"/>
-      <w:bookmarkEnd w:id="0"/>
+    </w:p>
+    <w:p>
+      <w:pPr>
+        <w:spacing w:line="360" w:lineRule="auto"/>
+        <w:ind w:firstLine="851"/>
+        <w:jc w:val="both"/>
+        <w:rPr>
+          <w:rFonts w:ascii="Times New Roman" w:hAnsi="Times New Roman" w:cs="Times New Roman"/>
+          <w:sz w:val="28"/>
+          <w:szCs w:val="28"/>
+          <w:lang w:val="ru-RU"/>
+        </w:rPr>
+      </w:pPr>
       <w:r>
         <w:rPr>
           <w:rFonts w:ascii="Times New Roman" w:hAnsi="Times New Roman" w:cs="Times New Roman"/>
@@ -76,22 +42,77 @@
           <w:szCs w:val="28"/>
           <w:lang w:val="ru-RU"/>
         </w:rPr>
-        <w:t xml:space="preserve">риятие, подобрать компанию по интересам и организовать </w:t>
+        <w:t>1. Продукт</w:t>
+      </w:r>
+      <w:bookmarkStart w:id="0" w:name="_GoBack"/>
+      <w:bookmarkEnd w:id="0"/>
+    </w:p>
+    <w:p>
+      <w:pPr>
+        <w:pStyle w:val="aff8"/>
+        <w:spacing w:line="360" w:lineRule="auto"/>
+        <w:ind w:firstLine="851"/>
+        <w:jc w:val="both"/>
+        <w:rPr>
+          <w:sz w:val="28"/>
+          <w:szCs w:val="28"/>
+        </w:rPr>
+      </w:pPr>
+      <w:r>
+        <w:rPr>
+          <w:sz w:val="28"/>
+          <w:szCs w:val="28"/>
+        </w:rPr>
+        <w:t>Мы разрабатываем веб</w:t>
       </w:r>
       <w:r>
         <w:rPr>
-          <w:rFonts w:ascii="Times New Roman" w:hAnsi="Times New Roman" w:cs="Times New Roman"/>
           <w:sz w:val="28"/>
           <w:szCs w:val="28"/>
-          <w:lang w:val="ru-RU"/>
         </w:rPr>
-        <w:t>встречу.</w:t>
+        <w:t>-</w:t>
+      </w:r>
+      <w:r>
+        <w:rPr>
+          <w:sz w:val="28"/>
+          <w:szCs w:val="28"/>
+        </w:rPr>
+        <w:t>платформу</w:t>
+      </w:r>
+      <w:r>
+        <w:rPr>
+          <w:sz w:val="28"/>
+          <w:szCs w:val="28"/>
+        </w:rPr>
+        <w:t>-</w:t>
+      </w:r>
+      <w:r>
+        <w:rPr>
+          <w:sz w:val="28"/>
+          <w:szCs w:val="28"/>
+        </w:rPr>
+        <w:t xml:space="preserve">афишу университетских и городских мероприятий, которая объединяет поиск интересных событий, подбор команды для совместного участия и возможность создавать собственные мероприятия. Пользователи смогут находить единомышленников с помощью анкет и системы подбора участников, а студенческий совет </w:t>
+      </w:r>
+      <w:r>
+        <w:rPr>
+          <w:sz w:val="28"/>
+          <w:szCs w:val="28"/>
+        </w:rPr>
+        <w:t>–</w:t>
+      </w:r>
+      <w:r>
+        <w:rPr>
+          <w:sz w:val="28"/>
+          <w:szCs w:val="28"/>
+        </w:rPr>
+        <w:t xml:space="preserve"> автоматически собирать обратную связь и формировать отчёты о мнении и интересах студентов.</w:t>
       </w:r>
     </w:p>
     <w:p>
       <w:pPr>
         <w:spacing w:line="360" w:lineRule="auto"/>
-        <w:ind w:firstLine="709"/>
+        <w:ind w:firstLine="851"/>
+        <w:jc w:val="both"/>
         <w:rPr>
           <w:rFonts w:ascii="Times New Roman" w:hAnsi="Times New Roman" w:cs="Times New Roman"/>
           <w:sz w:val="28"/>
@@ -101,151 +122,183 @@
       <w:r>
         <w:rPr>
           <w:rFonts w:ascii="Times New Roman" w:hAnsi="Times New Roman" w:cs="Times New Roman"/>
-          <w:b/>
           <w:sz w:val="28"/>
           <w:szCs w:val="28"/>
         </w:rPr>
-        <w:t>2. Целевая аудитория</w:t>
+        <w:t xml:space="preserve">2. </w:t>
       </w:r>
+      <w:proofErr w:type="spellStart"/>
+      <w:r>
+        <w:rPr>
+          <w:rFonts w:ascii="Times New Roman" w:hAnsi="Times New Roman" w:cs="Times New Roman"/>
+          <w:sz w:val="28"/>
+          <w:szCs w:val="28"/>
+        </w:rPr>
+        <w:t>Целевая</w:t>
+      </w:r>
+      <w:proofErr w:type="spellEnd"/>
+      <w:r>
+        <w:rPr>
+          <w:rFonts w:ascii="Times New Roman" w:hAnsi="Times New Roman" w:cs="Times New Roman"/>
+          <w:sz w:val="28"/>
+          <w:szCs w:val="28"/>
+        </w:rPr>
+        <w:t xml:space="preserve"> </w:t>
+      </w:r>
+      <w:proofErr w:type="spellStart"/>
+      <w:r>
+        <w:rPr>
+          <w:rFonts w:ascii="Times New Roman" w:hAnsi="Times New Roman" w:cs="Times New Roman"/>
+          <w:sz w:val="28"/>
+          <w:szCs w:val="28"/>
+        </w:rPr>
+        <w:t>аудитория</w:t>
+      </w:r>
+      <w:proofErr w:type="spellEnd"/>
     </w:p>
     <w:tbl>
       <w:tblPr>
-        <w:tblStyle w:val="aff0"/>
         <w:tblW w:w="0" w:type="auto"/>
-        <w:jc w:val="center"/>
+        <w:tblCellSpacing w:w="15" w:type="dxa"/>
+        <w:tblBorders>
+          <w:top w:val="single" w:sz="4" w:space="0" w:color="auto"/>
+          <w:left w:val="single" w:sz="4" w:space="0" w:color="auto"/>
+          <w:bottom w:val="single" w:sz="4" w:space="0" w:color="auto"/>
+          <w:right w:val="single" w:sz="4" w:space="0" w:color="auto"/>
+          <w:insideH w:val="single" w:sz="4" w:space="0" w:color="auto"/>
+          <w:insideV w:val="single" w:sz="4" w:space="0" w:color="auto"/>
+        </w:tblBorders>
+        <w:tblCellMar>
+          <w:top w:w="15" w:type="dxa"/>
+          <w:left w:w="15" w:type="dxa"/>
+          <w:bottom w:w="15" w:type="dxa"/>
+          <w:right w:w="15" w:type="dxa"/>
+        </w:tblCellMar>
         <w:tblLook w:val="04A0" w:firstRow="1" w:lastRow="0" w:firstColumn="1" w:lastColumn="0" w:noHBand="0" w:noVBand="1"/>
       </w:tblPr>
       <w:tblGrid>
-        <w:gridCol w:w="4968"/>
-        <w:gridCol w:w="4968"/>
+        <w:gridCol w:w="3388"/>
+        <w:gridCol w:w="6658"/>
       </w:tblGrid>
       <w:tr>
         <w:trPr>
-          <w:jc w:val="center"/>
+          <w:tblCellSpacing w:w="15" w:type="dxa"/>
         </w:trPr>
         <w:tc>
           <w:tcPr>
-            <w:tcW w:w="4968" w:type="dxa"/>
+            <w:tcW w:w="0" w:type="auto"/>
             <w:vAlign w:val="center"/>
+            <w:hideMark/>
           </w:tcPr>
           <w:p>
             <w:pPr>
-              <w:spacing w:after="40" w:line="360" w:lineRule="auto"/>
-              <w:ind w:firstLine="709"/>
+              <w:spacing w:line="360" w:lineRule="auto"/>
+              <w:jc w:val="both"/>
               <w:rPr>
                 <w:rFonts w:ascii="Times New Roman" w:hAnsi="Times New Roman" w:cs="Times New Roman"/>
+                <w:bCs/>
                 <w:sz w:val="28"/>
                 <w:szCs w:val="28"/>
               </w:rPr>
             </w:pPr>
+            <w:proofErr w:type="spellStart"/>
             <w:r>
               <w:rPr>
                 <w:rFonts w:ascii="Times New Roman" w:hAnsi="Times New Roman" w:cs="Times New Roman"/>
-                <w:b/>
+                <w:bCs/>
                 <w:sz w:val="28"/>
                 <w:szCs w:val="28"/>
               </w:rPr>
               <w:t>Сегмент</w:t>
             </w:r>
+            <w:proofErr w:type="spellEnd"/>
+            <w:r>
+              <w:rPr>
+                <w:rFonts w:ascii="Times New Roman" w:hAnsi="Times New Roman" w:cs="Times New Roman"/>
+                <w:bCs/>
+                <w:sz w:val="28"/>
+                <w:szCs w:val="28"/>
+              </w:rPr>
+              <w:t xml:space="preserve"> </w:t>
+            </w:r>
+            <w:proofErr w:type="spellStart"/>
+            <w:r>
+              <w:rPr>
+                <w:rFonts w:ascii="Times New Roman" w:hAnsi="Times New Roman" w:cs="Times New Roman"/>
+                <w:bCs/>
+                <w:sz w:val="28"/>
+                <w:szCs w:val="28"/>
+              </w:rPr>
+              <w:t>аудитории</w:t>
+            </w:r>
+            <w:proofErr w:type="spellEnd"/>
           </w:p>
         </w:tc>
         <w:tc>
           <w:tcPr>
-            <w:tcW w:w="4968" w:type="dxa"/>
+            <w:tcW w:w="0" w:type="auto"/>
             <w:vAlign w:val="center"/>
+            <w:hideMark/>
           </w:tcPr>
           <w:p>
             <w:pPr>
-              <w:spacing w:after="40" w:line="360" w:lineRule="auto"/>
-              <w:ind w:firstLine="709"/>
+              <w:spacing w:line="360" w:lineRule="auto"/>
+              <w:jc w:val="both"/>
               <w:rPr>
                 <w:rFonts w:ascii="Times New Roman" w:hAnsi="Times New Roman" w:cs="Times New Roman"/>
+                <w:bCs/>
                 <w:sz w:val="28"/>
                 <w:szCs w:val="28"/>
               </w:rPr>
             </w:pPr>
+            <w:proofErr w:type="spellStart"/>
             <w:r>
               <w:rPr>
                 <w:rFonts w:ascii="Times New Roman" w:hAnsi="Times New Roman" w:cs="Times New Roman"/>
-                <w:b/>
+                <w:bCs/>
                 <w:sz w:val="28"/>
                 <w:szCs w:val="28"/>
               </w:rPr>
-              <w:t>Потребность</w:t>
+              <w:t>Потребности</w:t>
             </w:r>
+            <w:proofErr w:type="spellEnd"/>
+            <w:r>
+              <w:rPr>
+                <w:rFonts w:ascii="Times New Roman" w:hAnsi="Times New Roman" w:cs="Times New Roman"/>
+                <w:bCs/>
+                <w:sz w:val="28"/>
+                <w:szCs w:val="28"/>
+              </w:rPr>
+              <w:t xml:space="preserve"> и </w:t>
+            </w:r>
+            <w:proofErr w:type="spellStart"/>
+            <w:r>
+              <w:rPr>
+                <w:rFonts w:ascii="Times New Roman" w:hAnsi="Times New Roman" w:cs="Times New Roman"/>
+                <w:bCs/>
+                <w:sz w:val="28"/>
+                <w:szCs w:val="28"/>
+              </w:rPr>
+              <w:t>возможности</w:t>
+            </w:r>
+            <w:proofErr w:type="spellEnd"/>
           </w:p>
         </w:tc>
       </w:tr>
       <w:tr>
         <w:trPr>
-          <w:jc w:val="center"/>
+          <w:tblCellSpacing w:w="15" w:type="dxa"/>
         </w:trPr>
         <w:tc>
           <w:tcPr>
-            <w:tcW w:w="4968" w:type="dxa"/>
+            <w:tcW w:w="0" w:type="auto"/>
             <w:vAlign w:val="center"/>
+            <w:hideMark/>
           </w:tcPr>
           <w:p>
             <w:pPr>
-              <w:spacing w:after="40" w:line="360" w:lineRule="auto"/>
-              <w:ind w:firstLine="709"/>
-              <w:rPr>
-                <w:rFonts w:ascii="Times New Roman" w:hAnsi="Times New Roman" w:cs="Times New Roman"/>
-                <w:sz w:val="28"/>
-                <w:szCs w:val="28"/>
-              </w:rPr>
-            </w:pPr>
-            <w:r>
-              <w:rPr>
-                <w:rFonts w:ascii="Times New Roman" w:hAnsi="Times New Roman" w:cs="Times New Roman"/>
-                <w:sz w:val="28"/>
-                <w:szCs w:val="28"/>
-              </w:rPr>
-              <w:t>Студенты 1–2 курсов</w:t>
-            </w:r>
-          </w:p>
-        </w:tc>
-        <w:tc>
-          <w:tcPr>
-            <w:tcW w:w="4968" w:type="dxa"/>
-            <w:vAlign w:val="center"/>
-          </w:tcPr>
-          <w:p>
-            <w:pPr>
-              <w:spacing w:after="40" w:line="360" w:lineRule="auto"/>
-              <w:ind w:firstLine="709"/>
-              <w:rPr>
-                <w:rFonts w:ascii="Times New Roman" w:hAnsi="Times New Roman" w:cs="Times New Roman"/>
-                <w:sz w:val="28"/>
-                <w:szCs w:val="28"/>
-                <w:lang w:val="ru-RU"/>
-              </w:rPr>
-            </w:pPr>
-            <w:r>
-              <w:rPr>
-                <w:rFonts w:ascii="Times New Roman" w:hAnsi="Times New Roman" w:cs="Times New Roman"/>
-                <w:sz w:val="28"/>
-                <w:szCs w:val="28"/>
-                <w:lang w:val="ru-RU"/>
-              </w:rPr>
-              <w:t>Найти друзей, адаптироваться к вузу и узнать о мероприятиях.</w:t>
-            </w:r>
-          </w:p>
-        </w:tc>
-      </w:tr>
-      <w:tr>
-        <w:trPr>
-          <w:jc w:val="center"/>
-        </w:trPr>
-        <w:tc>
-          <w:tcPr>
-            <w:tcW w:w="4968" w:type="dxa"/>
-            <w:vAlign w:val="center"/>
-          </w:tcPr>
-          <w:p>
-            <w:pPr>
-              <w:spacing w:after="40" w:line="360" w:lineRule="auto"/>
-              <w:ind w:firstLine="709"/>
+              <w:spacing w:line="360" w:lineRule="auto"/>
+              <w:jc w:val="both"/>
               <w:rPr>
                 <w:rFonts w:ascii="Times New Roman" w:hAnsi="Times New Roman" w:cs="Times New Roman"/>
                 <w:sz w:val="28"/>
@@ -268,7 +321,24 @@
                 <w:sz w:val="28"/>
                 <w:szCs w:val="28"/>
               </w:rPr>
-              <w:t xml:space="preserve"> 3–4 </w:t>
+              <w:t xml:space="preserve"> 1</w:t>
+            </w:r>
+            <w:r>
+              <w:rPr>
+                <w:rFonts w:ascii="Times New Roman" w:hAnsi="Times New Roman" w:cs="Times New Roman"/>
+                <w:sz w:val="28"/>
+                <w:szCs w:val="28"/>
+                <w:lang w:val="ru-RU"/>
+              </w:rPr>
+              <w:t>-</w:t>
+            </w:r>
+            <w:r>
+              <w:rPr>
+                <w:rFonts w:ascii="Times New Roman" w:hAnsi="Times New Roman" w:cs="Times New Roman"/>
+                <w:sz w:val="28"/>
+                <w:szCs w:val="28"/>
+              </w:rPr>
+              <w:t xml:space="preserve">2 </w:t>
             </w:r>
             <w:proofErr w:type="spellStart"/>
             <w:r>
@@ -284,13 +354,14 @@
         </w:tc>
         <w:tc>
           <w:tcPr>
-            <w:tcW w:w="4968" w:type="dxa"/>
+            <w:tcW w:w="0" w:type="auto"/>
             <w:vAlign w:val="center"/>
+            <w:hideMark/>
           </w:tcPr>
           <w:p>
             <w:pPr>
-              <w:spacing w:after="40" w:line="360" w:lineRule="auto"/>
-              <w:ind w:firstLine="709"/>
+              <w:spacing w:line="360" w:lineRule="auto"/>
+              <w:jc w:val="both"/>
               <w:rPr>
                 <w:rFonts w:ascii="Times New Roman" w:hAnsi="Times New Roman" w:cs="Times New Roman"/>
                 <w:sz w:val="28"/>
@@ -305,24 +376,25 @@
                 <w:szCs w:val="28"/>
                 <w:lang w:val="ru-RU"/>
               </w:rPr>
-              <w:t>Найти людей со схожими интересами, собрать команду и участвовать в проектах.</w:t>
+              <w:t>Найти друзей, адаптироваться к университетской среде, познакомиться с единомышленниками и участвовать в мероприятиях.</w:t>
             </w:r>
           </w:p>
         </w:tc>
       </w:tr>
       <w:tr>
         <w:trPr>
-          <w:jc w:val="center"/>
+          <w:tblCellSpacing w:w="15" w:type="dxa"/>
         </w:trPr>
         <w:tc>
           <w:tcPr>
-            <w:tcW w:w="4968" w:type="dxa"/>
+            <w:tcW w:w="0" w:type="auto"/>
             <w:vAlign w:val="center"/>
+            <w:hideMark/>
           </w:tcPr>
           <w:p>
             <w:pPr>
-              <w:spacing w:after="40" w:line="360" w:lineRule="auto"/>
-              <w:ind w:firstLine="709"/>
+              <w:spacing w:line="360" w:lineRule="auto"/>
+              <w:jc w:val="both"/>
               <w:rPr>
                 <w:rFonts w:ascii="Times New Roman" w:hAnsi="Times New Roman" w:cs="Times New Roman"/>
                 <w:sz w:val="28"/>
@@ -336,7 +408,7 @@
                 <w:sz w:val="28"/>
                 <w:szCs w:val="28"/>
               </w:rPr>
-              <w:t>Студенческие</w:t>
+              <w:t>Студенты</w:t>
             </w:r>
             <w:proofErr w:type="spellEnd"/>
             <w:r>
@@ -354,7 +426,7 @@
                 <w:sz w:val="28"/>
                 <w:szCs w:val="28"/>
               </w:rPr>
-              <w:t>клубы</w:t>
+              <w:t>старших</w:t>
             </w:r>
             <w:proofErr w:type="spellEnd"/>
             <w:r>
@@ -363,7 +435,7 @@
                 <w:sz w:val="28"/>
                 <w:szCs w:val="28"/>
               </w:rPr>
-              <w:t xml:space="preserve"> и </w:t>
+              <w:t xml:space="preserve"> </w:t>
             </w:r>
             <w:proofErr w:type="spellStart"/>
             <w:r>
@@ -372,28 +444,21 @@
                 <w:sz w:val="28"/>
                 <w:szCs w:val="28"/>
               </w:rPr>
-              <w:t>студ</w:t>
-            </w:r>
-            <w:r>
-              <w:rPr>
-                <w:rFonts w:ascii="Times New Roman" w:hAnsi="Times New Roman" w:cs="Times New Roman"/>
-                <w:sz w:val="28"/>
-                <w:szCs w:val="28"/>
-              </w:rPr>
-              <w:t>совет</w:t>
+              <w:t>курсов</w:t>
             </w:r>
             <w:proofErr w:type="spellEnd"/>
           </w:p>
         </w:tc>
         <w:tc>
           <w:tcPr>
-            <w:tcW w:w="4968" w:type="dxa"/>
+            <w:tcW w:w="0" w:type="auto"/>
             <w:vAlign w:val="center"/>
+            <w:hideMark/>
           </w:tcPr>
           <w:p>
             <w:pPr>
-              <w:spacing w:after="40" w:line="360" w:lineRule="auto"/>
-              <w:ind w:firstLine="709"/>
+              <w:spacing w:line="360" w:lineRule="auto"/>
+              <w:jc w:val="both"/>
               <w:rPr>
                 <w:rFonts w:ascii="Times New Roman" w:hAnsi="Times New Roman" w:cs="Times New Roman"/>
                 <w:sz w:val="28"/>
@@ -408,7 +473,129 @@
                 <w:szCs w:val="28"/>
                 <w:lang w:val="ru-RU"/>
               </w:rPr>
-              <w:t>Продвигать мероприятия, привлекать участников и оценивать интерес аудитории.</w:t>
+              <w:t>Находить мероприятия по интересам, расширять круг общения, создавать собственные события и собирать команды для участия в них.</w:t>
+            </w:r>
+          </w:p>
+        </w:tc>
+      </w:tr>
+      <w:tr>
+        <w:trPr>
+          <w:tblCellSpacing w:w="15" w:type="dxa"/>
+        </w:trPr>
+        <w:tc>
+          <w:tcPr>
+            <w:tcW w:w="0" w:type="auto"/>
+            <w:vAlign w:val="center"/>
+            <w:hideMark/>
+          </w:tcPr>
+          <w:p>
+            <w:pPr>
+              <w:spacing w:line="360" w:lineRule="auto"/>
+              <w:jc w:val="both"/>
+              <w:rPr>
+                <w:rFonts w:ascii="Times New Roman" w:hAnsi="Times New Roman" w:cs="Times New Roman"/>
+                <w:sz w:val="28"/>
+                <w:szCs w:val="28"/>
+                <w:lang w:val="ru-RU"/>
+              </w:rPr>
+            </w:pPr>
+            <w:r>
+              <w:rPr>
+                <w:rFonts w:ascii="Times New Roman" w:hAnsi="Times New Roman" w:cs="Times New Roman"/>
+                <w:sz w:val="28"/>
+                <w:szCs w:val="28"/>
+                <w:lang w:val="ru-RU"/>
+              </w:rPr>
+              <w:t>Организаторы мероприятий и студенческие объединения</w:t>
+            </w:r>
+          </w:p>
+        </w:tc>
+        <w:tc>
+          <w:tcPr>
+            <w:tcW w:w="0" w:type="auto"/>
+            <w:vAlign w:val="center"/>
+            <w:hideMark/>
+          </w:tcPr>
+          <w:p>
+            <w:pPr>
+              <w:spacing w:line="360" w:lineRule="auto"/>
+              <w:jc w:val="both"/>
+              <w:rPr>
+                <w:rFonts w:ascii="Times New Roman" w:hAnsi="Times New Roman" w:cs="Times New Roman"/>
+                <w:sz w:val="28"/>
+                <w:szCs w:val="28"/>
+                <w:lang w:val="ru-RU"/>
+              </w:rPr>
+            </w:pPr>
+            <w:r>
+              <w:rPr>
+                <w:rFonts w:ascii="Times New Roman" w:hAnsi="Times New Roman" w:cs="Times New Roman"/>
+                <w:sz w:val="28"/>
+                <w:szCs w:val="28"/>
+                <w:lang w:val="ru-RU"/>
+              </w:rPr>
+              <w:t>Публиковать мероприятия, привлекать участников, формировать команды и получать обратную связь.</w:t>
+            </w:r>
+          </w:p>
+        </w:tc>
+      </w:tr>
+      <w:tr>
+        <w:trPr>
+          <w:tblCellSpacing w:w="15" w:type="dxa"/>
+        </w:trPr>
+        <w:tc>
+          <w:tcPr>
+            <w:tcW w:w="0" w:type="auto"/>
+            <w:vAlign w:val="center"/>
+            <w:hideMark/>
+          </w:tcPr>
+          <w:p>
+            <w:pPr>
+              <w:spacing w:line="360" w:lineRule="auto"/>
+              <w:jc w:val="both"/>
+              <w:rPr>
+                <w:rFonts w:ascii="Times New Roman" w:hAnsi="Times New Roman" w:cs="Times New Roman"/>
+                <w:sz w:val="28"/>
+                <w:szCs w:val="28"/>
+                <w:lang w:val="ru-RU"/>
+              </w:rPr>
+            </w:pPr>
+            <w:r>
+              <w:rPr>
+                <w:rFonts w:ascii="Times New Roman" w:hAnsi="Times New Roman" w:cs="Times New Roman"/>
+                <w:sz w:val="28"/>
+                <w:szCs w:val="28"/>
+                <w:lang w:val="ru-RU"/>
+              </w:rPr>
+              <w:t>Студенческий совет и администрация университета</w:t>
+            </w:r>
+          </w:p>
+        </w:tc>
+        <w:tc>
+          <w:tcPr>
+            <w:tcW w:w="0" w:type="auto"/>
+            <w:vAlign w:val="center"/>
+            <w:hideMark/>
+          </w:tcPr>
+          <w:p>
+            <w:pPr>
+              <w:spacing w:line="360" w:lineRule="auto"/>
+              <w:jc w:val="both"/>
+              <w:rPr>
+                <w:rFonts w:ascii="Times New Roman" w:hAnsi="Times New Roman" w:cs="Times New Roman"/>
+                <w:sz w:val="28"/>
+                <w:szCs w:val="28"/>
+                <w:lang w:val="ru-RU"/>
+              </w:rPr>
+            </w:pPr>
+            <w:r>
+              <w:rPr>
+                <w:rFonts w:ascii="Times New Roman" w:hAnsi="Times New Roman" w:cs="Times New Roman"/>
+                <w:sz w:val="28"/>
+                <w:szCs w:val="28"/>
+                <w:lang w:val="ru-RU"/>
+              </w:rPr>
+              <w:t>Изучать интересы студентов, оценивать качество мероприятий и получать структурированные отчёты на основе обратной связи.</w:t>
             </w:r>
           </w:p>
         </w:tc>
@@ -417,29 +604,8 @@
     <w:p>
       <w:pPr>
         <w:spacing w:line="360" w:lineRule="auto"/>
-        <w:ind w:firstLine="709"/>
-        <w:rPr>
-          <w:rFonts w:ascii="Times New Roman" w:hAnsi="Times New Roman" w:cs="Times New Roman"/>
-          <w:sz w:val="28"/>
-          <w:szCs w:val="28"/>
-          <w:lang w:val="ru-RU"/>
-        </w:rPr>
-      </w:pPr>
-      <w:r>
-        <w:rPr>
-          <w:rFonts w:ascii="Times New Roman" w:hAnsi="Times New Roman" w:cs="Times New Roman"/>
-          <w:b/>
-          <w:sz w:val="28"/>
-          <w:szCs w:val="28"/>
-          <w:lang w:val="ru-RU"/>
-        </w:rPr>
-        <w:t>3. Проблема проекта</w:t>
-      </w:r>
-    </w:p>
-    <w:p>
-      <w:pPr>
-        <w:spacing w:line="360" w:lineRule="auto"/>
-        <w:ind w:firstLine="709"/>
+        <w:ind w:firstLine="851"/>
+        <w:jc w:val="both"/>
         <w:rPr>
           <w:rFonts w:ascii="Times New Roman" w:hAnsi="Times New Roman" w:cs="Times New Roman"/>
           <w:sz w:val="28"/>
@@ -454,44 +620,60 @@
           <w:szCs w:val="28"/>
           <w:lang w:val="ru-RU"/>
         </w:rPr>
-        <w:t>Информация о мероприятиях часто распределена между разными чатами и каналами, а студентам бывает сложно найти подходящее событие или компанию, с которой</w:t>
+        <w:t>3. Постановка проблемы проекта</w:t>
+      </w:r>
+    </w:p>
+    <w:p>
+      <w:pPr>
+        <w:pStyle w:val="aff8"/>
+        <w:spacing w:line="360" w:lineRule="auto"/>
+        <w:ind w:firstLine="851"/>
+        <w:jc w:val="both"/>
+        <w:rPr>
+          <w:sz w:val="28"/>
+          <w:szCs w:val="28"/>
+        </w:rPr>
+      </w:pPr>
+      <w:r>
+        <w:rPr>
+          <w:sz w:val="28"/>
+          <w:szCs w:val="28"/>
+        </w:rPr>
+        <w:t xml:space="preserve">Студентам сложно находить актуальную информацию о мероприятиях в одном месте, а также собирать команду для участия в событиях, особенно если </w:t>
       </w:r>
       <w:r>
         <w:rPr>
-          <w:rFonts w:ascii="Times New Roman" w:hAnsi="Times New Roman" w:cs="Times New Roman"/>
           <w:sz w:val="28"/>
           <w:szCs w:val="28"/>
-          <w:lang w:val="ru-RU"/>
         </w:rPr>
-        <w:t xml:space="preserve"> можно на него пойти. Платформа также позволит студентам самостоятельно создавать встречи и приглашать участников.</w:t>
+        <w:lastRenderedPageBreak/>
+        <w:t>они недавно поступили или ещё не нашли единомышленников. При этом организаторам и студенческому совету приходится вручную распространять информацию, собирать отзывы и анализировать результаты проведённых мероприятий, что требует времени и не всегда позволяет объективно оценить мнение студентов.</w:t>
+      </w:r>
+    </w:p>
+    <w:p>
+      <w:pPr>
+        <w:pStyle w:val="aff8"/>
+        <w:spacing w:line="360" w:lineRule="auto"/>
+        <w:ind w:firstLine="851"/>
+        <w:jc w:val="both"/>
+        <w:rPr>
+          <w:sz w:val="28"/>
+          <w:szCs w:val="28"/>
+        </w:rPr>
+      </w:pPr>
+      <w:r>
+        <w:rPr>
+          <w:sz w:val="28"/>
+          <w:szCs w:val="28"/>
+        </w:rPr>
+        <w:t>Наша платформа решает эти проблемы за счёт единой афиши, подбора участников по интересам и анкетам, а также возможности самостоятельно создавать мероприятия, приглашать людей и формировать команды. После проведения событий система сможет собирать отзывы участников, анализировать ответы и автоматически формировать отчёты для студенческого совета, помогая улучшать организацию будущих мероприятий.</w:t>
       </w:r>
     </w:p>
     <w:p>
       <w:pPr>
         <w:spacing w:line="360" w:lineRule="auto"/>
-        <w:ind w:firstLine="709"/>
-        <w:rPr>
-          <w:rFonts w:ascii="Times New Roman" w:hAnsi="Times New Roman" w:cs="Times New Roman"/>
-          <w:sz w:val="28"/>
-          <w:szCs w:val="28"/>
-          <w:lang w:val="ru-RU"/>
-        </w:rPr>
-      </w:pPr>
-      <w:r>
-        <w:rPr>
-          <w:rFonts w:ascii="Times New Roman" w:hAnsi="Times New Roman" w:cs="Times New Roman"/>
-          <w:b/>
-          <w:sz w:val="28"/>
-          <w:szCs w:val="28"/>
-          <w:lang w:val="ru-RU"/>
-        </w:rPr>
-        <w:t>4. Технологии и отличительные функции</w:t>
-      </w:r>
-    </w:p>
-    <w:p>
-      <w:pPr>
-        <w:spacing w:line="360" w:lineRule="auto"/>
-        <w:ind w:firstLine="709"/>
+        <w:ind w:firstLine="851"/>
+        <w:jc w:val="both"/>
         <w:rPr>
           <w:rFonts w:ascii="Times New Roman" w:hAnsi="Times New Roman" w:cs="Times New Roman"/>
           <w:sz w:val="28"/>
@@ -506,37 +688,151 @@
           <w:szCs w:val="28"/>
           <w:lang w:val="ru-RU"/>
         </w:rPr>
-        <w:t xml:space="preserve">Персональные рекомендации по интересам, времени и формату мероприятий будут сочетаться со </w:t>
+        <w:t>4. Технологии и конкурентные преимущества</w:t>
       </w:r>
-      <w:proofErr w:type="spellStart"/>
+    </w:p>
+    <w:p>
+      <w:pPr>
+        <w:pStyle w:val="aff8"/>
+        <w:spacing w:line="360" w:lineRule="auto"/>
+        <w:ind w:firstLine="851"/>
+        <w:jc w:val="both"/>
+        <w:rPr>
+          <w:sz w:val="28"/>
+          <w:szCs w:val="28"/>
+        </w:rPr>
+      </w:pPr>
       <w:r>
+        <w:rPr>
+          <w:sz w:val="28"/>
+          <w:szCs w:val="28"/>
+        </w:rPr>
+        <w:t xml:space="preserve">Ключевое отличие проекта </w:t>
+      </w:r>
+      <w:r>
+        <w:rPr>
+          <w:sz w:val="28"/>
+          <w:szCs w:val="28"/>
+        </w:rPr>
+        <w:t>– объединение</w:t>
+      </w:r>
+      <w:r>
+        <w:rPr>
+          <w:sz w:val="28"/>
+          <w:szCs w:val="28"/>
+        </w:rPr>
+        <w:t xml:space="preserve"> афиши мероприятий, подбора команды и инструментария для анализа студенческой активности в одной платформе. В перспективе система сможет использовать рекомендательные алгоритмы для подбора событий и участников по интересам, анкетам и предпочтениям, а также автоматизировать сбор обратной связи, анализ результатов и подготовку отчётности для организаторов.</w:t>
+      </w:r>
+    </w:p>
+    <w:p>
+      <w:pPr>
+        <w:pStyle w:val="aff8"/>
+        <w:spacing w:line="360" w:lineRule="auto"/>
+        <w:ind w:firstLine="851"/>
+        <w:jc w:val="both"/>
+        <w:rPr>
+          <w:sz w:val="28"/>
+          <w:szCs w:val="28"/>
+        </w:rPr>
+      </w:pPr>
+      <w:r>
+        <w:rPr>
+          <w:sz w:val="28"/>
+          <w:szCs w:val="28"/>
+        </w:rPr>
+        <w:t xml:space="preserve">В отличие от обычных афиш и социальных сетей, платформа будет ориентирована не только на информирование о мероприятиях, но и на вовлечение студентов в совместную деятельность и развитие университетского сообщества. Это позволит создать единое цифровое пространство, в котором студенты смогут находить мероприятия и команды, организаторы </w:t>
+      </w:r>
+      <w:r>
+        <w:rPr>
+          <w:sz w:val="28"/>
+          <w:szCs w:val="28"/>
+        </w:rPr>
+        <w:t>–</w:t>
+      </w:r>
+      <w:r>
+        <w:rPr>
+          <w:sz w:val="28"/>
+          <w:szCs w:val="28"/>
+        </w:rPr>
+        <w:t xml:space="preserve"> привлекать участников, а студенческий совет </w:t>
+      </w:r>
+      <w:r>
+        <w:rPr>
+          <w:sz w:val="28"/>
+          <w:szCs w:val="28"/>
+        </w:rPr>
+        <w:softHyphen/>
+      </w:r>
+      <w:r>
+        <w:rPr>
+          <w:sz w:val="28"/>
+          <w:szCs w:val="28"/>
+        </w:rPr>
+        <w:softHyphen/>
+      </w:r>
+      <w:r>
+        <w:rPr>
+          <w:sz w:val="28"/>
+          <w:szCs w:val="28"/>
+        </w:rPr>
+        <w:softHyphen/>
+      </w:r>
+      <w:r>
+        <w:rPr>
+          <w:sz w:val="28"/>
+          <w:szCs w:val="28"/>
+        </w:rPr>
+        <w:softHyphen/>
+      </w:r>
+      <w:r>
+        <w:rPr>
+          <w:sz w:val="28"/>
+          <w:szCs w:val="28"/>
+        </w:rPr>
+        <w:softHyphen/>
+      </w:r>
+      <w:r>
+        <w:rPr>
+          <w:sz w:val="28"/>
+          <w:szCs w:val="28"/>
+        </w:rPr>
+        <w:softHyphen/>
+      </w:r>
+      <w:r>
+        <w:rPr>
+          <w:sz w:val="28"/>
+          <w:szCs w:val="28"/>
+        </w:rPr>
+        <w:softHyphen/>
+        <w:t>–</w:t>
+      </w:r>
+      <w:r>
+        <w:rPr>
+          <w:sz w:val="28"/>
+          <w:szCs w:val="28"/>
+        </w:rPr>
+        <w:t xml:space="preserve"> принимать решения на основе систематизированной обратной связи.</w:t>
+      </w:r>
+      <w:r>
+        <w:rPr>
+          <w:sz w:val="28"/>
+          <w:szCs w:val="28"/>
+        </w:rPr>
+        <w:t xml:space="preserve"> </w:t>
+      </w:r>
+    </w:p>
+    <w:p>
+      <w:pPr>
+        <w:spacing w:line="360" w:lineRule="auto"/>
+        <w:ind w:firstLine="851"/>
+        <w:jc w:val="both"/>
         <w:rPr>
           <w:rFonts w:ascii="Times New Roman" w:hAnsi="Times New Roman" w:cs="Times New Roman"/>
           <w:sz w:val="28"/>
           <w:szCs w:val="28"/>
           <w:lang w:val="ru-RU"/>
         </w:rPr>
-        <w:t>свайп</w:t>
-      </w:r>
-      <w:proofErr w:type="spellEnd"/>
-      <w:r>
-        <w:rPr>
-          <w:rFonts w:ascii="Times New Roman" w:hAnsi="Times New Roman" w:cs="Times New Roman"/>
-          <w:sz w:val="28"/>
-          <w:szCs w:val="28"/>
-          <w:lang w:val="ru-RU"/>
-        </w:rPr>
-        <w:t>-подборо</w:t>
-      </w:r>
-      <w:r>
-        <w:rPr>
-          <w:rFonts w:ascii="Times New Roman" w:hAnsi="Times New Roman" w:cs="Times New Roman"/>
-          <w:sz w:val="28"/>
-          <w:szCs w:val="28"/>
-          <w:lang w:val="ru-RU"/>
-        </w:rPr>
-        <w:t>м единомышленников и поиском компании для конкретного события. Пользователи смогут создавать собственные мероприятия, собирать регистрации и общаться в групповых чатах; эффективность отличий необходимо подтвердить пилотным запуском.</w:t>
-      </w:r>
+      </w:pPr>
     </w:p>
     <w:sectPr>
       <w:pgSz w:w="12240" w:h="15840"/>
@@ -11906,6 +12202,23 @@
       </w:tcPr>
     </w:tblStylePr>
   </w:style>
+  <w:style w:type="paragraph" w:styleId="aff8">
+    <w:name w:val="Normal (Web)"/>
+    <w:basedOn w:val="a1"/>
+    <w:uiPriority w:val="99"/>
+    <w:semiHidden/>
+    <w:unhideWhenUsed/>
+    <w:rsid w:val="00EB29A9"/>
+    <w:pPr>
+      <w:spacing w:before="100" w:beforeAutospacing="1" w:after="100" w:afterAutospacing="1" w:line="240" w:lineRule="auto"/>
+    </w:pPr>
+    <w:rPr>
+      <w:rFonts w:ascii="Times New Roman" w:eastAsia="Times New Roman" w:hAnsi="Times New Roman" w:cs="Times New Roman"/>
+      <w:sz w:val="24"/>
+      <w:szCs w:val="24"/>
+      <w:lang w:val="ru-RU" w:eastAsia="ru-RU"/>
+    </w:rPr>
+  </w:style>
 </w:styles>
 </file>
 
@@ -23063,6 +23376,23 @@
         <w:shd w:val="clear" w:color="auto" w:fill="FBCAA2" w:themeFill="accent6" w:themeFillTint="7F"/>
       </w:tcPr>
     </w:tblStylePr>
+  </w:style>
+  <w:style w:type="paragraph" w:styleId="aff8">
+    <w:name w:val="Normal (Web)"/>
+    <w:basedOn w:val="a1"/>
+    <w:uiPriority w:val="99"/>
+    <w:semiHidden/>
+    <w:unhideWhenUsed/>
+    <w:rsid w:val="00EB29A9"/>
+    <w:pPr>
+      <w:spacing w:before="100" w:beforeAutospacing="1" w:after="100" w:afterAutospacing="1" w:line="240" w:lineRule="auto"/>
+    </w:pPr>
+    <w:rPr>
+      <w:rFonts w:ascii="Times New Roman" w:eastAsia="Times New Roman" w:hAnsi="Times New Roman" w:cs="Times New Roman"/>
+      <w:sz w:val="24"/>
+      <w:szCs w:val="24"/>
+      <w:lang w:val="ru-RU" w:eastAsia="ru-RU"/>
+    </w:rPr>
   </w:style>
 </w:styles>
 </file>
@@ -23392,7 +23722,7 @@
 </file>
 
 <file path=customXml/itemProps1.xml><?xml version="1.0" encoding="utf-8"?>
-<ds:datastoreItem xmlns:ds="http://schemas.openxmlformats.org/officeDocument/2006/customXml" ds:itemID="{DED675B7-E516-435C-A8A3-2ED115ABB836}">
+<ds:datastoreItem xmlns:ds="http://schemas.openxmlformats.org/officeDocument/2006/customXml" ds:itemID="{42DBBC20-3A31-43A7-A7B8-11B30235BB73}">
   <ds:schemaRefs>
     <ds:schemaRef ds:uri="http://schemas.openxmlformats.org/officeDocument/2006/bibliography"/>
   </ds:schemaRefs>
